--- a/lab10/TestSuite/TestSuite10.2.docx
+++ b/lab10/TestSuite/TestSuite10.2.docx
@@ -131,7 +131,6 @@
             <w:pPr>
               <w:keepNext w:val="0"/>
               <w:keepLines w:val="0"/>
-              <w:pageBreakBefore w:val="0"/>
               <w:widowControl w:val="1"/>
               <w:pBdr>
                 <w:top w:space="0" w:sz="0" w:val="nil"/>
@@ -184,7 +183,6 @@
             <w:pPr>
               <w:keepNext w:val="0"/>
               <w:keepLines w:val="0"/>
-              <w:pageBreakBefore w:val="0"/>
               <w:widowControl w:val="1"/>
               <w:pBdr>
                 <w:top w:space="0" w:sz="0" w:val="nil"/>
@@ -247,7 +245,6 @@
             <w:pPr>
               <w:keepNext w:val="0"/>
               <w:keepLines w:val="0"/>
-              <w:pageBreakBefore w:val="0"/>
               <w:widowControl w:val="1"/>
               <w:pBdr>
                 <w:top w:space="0" w:sz="0" w:val="nil"/>
@@ -312,7 +309,6 @@
             <w:pPr>
               <w:keepNext w:val="0"/>
               <w:keepLines w:val="0"/>
-              <w:pageBreakBefore w:val="0"/>
               <w:widowControl w:val="1"/>
               <w:pBdr>
                 <w:top w:space="0" w:sz="0" w:val="nil"/>
@@ -365,7 +361,6 @@
             <w:pPr>
               <w:keepNext w:val="0"/>
               <w:keepLines w:val="0"/>
-              <w:pageBreakBefore w:val="0"/>
               <w:widowControl w:val="1"/>
               <w:pBdr>
                 <w:top w:space="0" w:sz="0" w:val="nil"/>
@@ -428,7 +423,6 @@
             <w:pPr>
               <w:keepNext w:val="0"/>
               <w:keepLines w:val="0"/>
-              <w:pageBreakBefore w:val="0"/>
               <w:widowControl w:val="1"/>
               <w:pBdr>
                 <w:top w:space="0" w:sz="0" w:val="nil"/>
@@ -493,7 +487,6 @@
             <w:pPr>
               <w:keepNext w:val="0"/>
               <w:keepLines w:val="0"/>
-              <w:pageBreakBefore w:val="0"/>
               <w:widowControl w:val="1"/>
               <w:pBdr>
                 <w:top w:space="0" w:sz="0" w:val="nil"/>
@@ -546,7 +539,6 @@
             <w:pPr>
               <w:keepNext w:val="0"/>
               <w:keepLines w:val="0"/>
-              <w:pageBreakBefore w:val="0"/>
               <w:widowControl w:val="1"/>
               <w:pBdr>
                 <w:top w:space="0" w:sz="0" w:val="nil"/>
@@ -604,7 +596,6 @@
             <w:pPr>
               <w:keepNext w:val="0"/>
               <w:keepLines w:val="0"/>
-              <w:pageBreakBefore w:val="0"/>
               <w:widowControl w:val="1"/>
               <w:pBdr>
                 <w:top w:space="0" w:sz="0" w:val="nil"/>
@@ -693,7 +684,6 @@
             <w:pPr>
               <w:keepNext w:val="0"/>
               <w:keepLines w:val="0"/>
-              <w:pageBreakBefore w:val="0"/>
               <w:widowControl w:val="1"/>
               <w:pBdr>
                 <w:top w:space="0" w:sz="0" w:val="nil"/>
@@ -751,7 +741,6 @@
             <w:pPr>
               <w:keepNext w:val="0"/>
               <w:keepLines w:val="0"/>
-              <w:pageBreakBefore w:val="0"/>
               <w:widowControl w:val="1"/>
               <w:pBdr>
                 <w:top w:space="0" w:sz="0" w:val="nil"/>
@@ -814,7 +803,6 @@
             <w:pPr>
               <w:keepNext w:val="0"/>
               <w:keepLines w:val="0"/>
-              <w:pageBreakBefore w:val="0"/>
               <w:widowControl w:val="1"/>
               <w:pBdr>
                 <w:top w:space="0" w:sz="0" w:val="nil"/>
@@ -874,7 +862,6 @@
             <w:pPr>
               <w:keepNext w:val="0"/>
               <w:keepLines w:val="0"/>
-              <w:pageBreakBefore w:val="0"/>
               <w:widowControl w:val="1"/>
               <w:pBdr>
                 <w:top w:space="0" w:sz="0" w:val="nil"/>
@@ -927,7 +914,6 @@
             <w:pPr>
               <w:keepNext w:val="0"/>
               <w:keepLines w:val="0"/>
-              <w:pageBreakBefore w:val="0"/>
               <w:widowControl w:val="1"/>
               <w:pBdr>
                 <w:top w:space="0" w:sz="0" w:val="nil"/>
@@ -990,7 +976,6 @@
             <w:pPr>
               <w:keepNext w:val="0"/>
               <w:keepLines w:val="0"/>
-              <w:pageBreakBefore w:val="0"/>
               <w:widowControl w:val="1"/>
               <w:pBdr>
                 <w:top w:space="0" w:sz="0" w:val="nil"/>
@@ -1354,7 +1339,6 @@
             <w:pPr>
               <w:keepNext w:val="0"/>
               <w:keepLines w:val="0"/>
-              <w:pageBreakBefore w:val="0"/>
               <w:widowControl w:val="1"/>
               <w:pBdr>
                 <w:top w:space="0" w:sz="0" w:val="nil"/>
@@ -1438,7 +1422,6 @@
             <w:pPr>
               <w:keepNext w:val="0"/>
               <w:keepLines w:val="0"/>
-              <w:pageBreakBefore w:val="0"/>
               <w:widowControl w:val="1"/>
               <w:pBdr>
                 <w:top w:space="0" w:sz="0" w:val="nil"/>
@@ -1510,7 +1493,6 @@
             <w:pPr>
               <w:keepNext w:val="0"/>
               <w:keepLines w:val="0"/>
-              <w:pageBreakBefore w:val="0"/>
               <w:widowControl w:val="1"/>
               <w:pBdr>
                 <w:top w:space="0" w:sz="0" w:val="nil"/>
@@ -1563,7 +1545,6 @@
             <w:pPr>
               <w:keepNext w:val="0"/>
               <w:keepLines w:val="0"/>
-              <w:pageBreakBefore w:val="0"/>
               <w:widowControl w:val="1"/>
               <w:pBdr>
                 <w:top w:space="0" w:sz="0" w:val="nil"/>
@@ -1627,7 +1608,6 @@
             <w:pPr>
               <w:keepNext w:val="0"/>
               <w:keepLines w:val="0"/>
-              <w:pageBreakBefore w:val="0"/>
               <w:widowControl w:val="1"/>
               <w:pBdr>
                 <w:top w:space="0" w:sz="0" w:val="nil"/>
@@ -1680,7 +1660,6 @@
             <w:pPr>
               <w:keepNext w:val="0"/>
               <w:keepLines w:val="0"/>
-              <w:pageBreakBefore w:val="0"/>
               <w:widowControl w:val="1"/>
               <w:pBdr>
                 <w:top w:space="0" w:sz="0" w:val="nil"/>
@@ -1733,7 +1712,6 @@
             <w:pPr>
               <w:keepNext w:val="0"/>
               <w:keepLines w:val="0"/>
-              <w:pageBreakBefore w:val="0"/>
               <w:widowControl w:val="1"/>
               <w:pBdr>
                 <w:top w:space="0" w:sz="0" w:val="nil"/>
@@ -1798,7 +1776,6 @@
             <w:pPr>
               <w:keepNext w:val="0"/>
               <w:keepLines w:val="0"/>
-              <w:pageBreakBefore w:val="0"/>
               <w:widowControl w:val="1"/>
               <w:pBdr>
                 <w:top w:space="0" w:sz="0" w:val="nil"/>
@@ -1889,7 +1866,6 @@
             <w:pPr>
               <w:keepNext w:val="0"/>
               <w:keepLines w:val="0"/>
-              <w:pageBreakBefore w:val="0"/>
               <w:widowControl w:val="1"/>
               <w:pBdr>
                 <w:top w:space="0" w:sz="0" w:val="nil"/>
@@ -1979,7 +1955,6 @@
             <w:pPr>
               <w:keepNext w:val="0"/>
               <w:keepLines w:val="0"/>
-              <w:pageBreakBefore w:val="0"/>
               <w:widowControl w:val="1"/>
               <w:pBdr>
                 <w:top w:space="0" w:sz="0" w:val="nil"/>
@@ -2038,7 +2013,6 @@
             <w:pPr>
               <w:keepNext w:val="0"/>
               <w:keepLines w:val="0"/>
-              <w:pageBreakBefore w:val="0"/>
               <w:widowControl w:val="1"/>
               <w:pBdr>
                 <w:top w:space="0" w:sz="0" w:val="nil"/>
@@ -2096,7 +2070,6 @@
             <w:pPr>
               <w:keepNext w:val="0"/>
               <w:keepLines w:val="0"/>
-              <w:pageBreakBefore w:val="0"/>
               <w:widowControl w:val="0"/>
               <w:pBdr>
                 <w:top w:space="0" w:sz="0" w:val="nil"/>
@@ -2160,7 +2133,6 @@
                   <w:pPr>
                     <w:keepNext w:val="0"/>
                     <w:keepLines w:val="0"/>
-                    <w:pageBreakBefore w:val="0"/>
                     <w:widowControl w:val="1"/>
                     <w:pBdr>
                       <w:top w:space="0" w:sz="0" w:val="nil"/>
@@ -2202,7 +2174,6 @@
             <w:pPr>
               <w:keepNext w:val="0"/>
               <w:keepLines w:val="0"/>
-              <w:pageBreakBefore w:val="0"/>
               <w:widowControl w:val="1"/>
               <w:pBdr>
                 <w:top w:space="0" w:sz="0" w:val="nil"/>
@@ -2266,7 +2237,6 @@
                   <w:pPr>
                     <w:keepNext w:val="0"/>
                     <w:keepLines w:val="0"/>
-                    <w:pageBreakBefore w:val="0"/>
                     <w:widowControl w:val="1"/>
                     <w:pBdr>
                       <w:top w:space="0" w:sz="0" w:val="nil"/>
@@ -2322,7 +2292,6 @@
             <w:pPr>
               <w:keepNext w:val="0"/>
               <w:keepLines w:val="0"/>
-              <w:pageBreakBefore w:val="0"/>
               <w:widowControl w:val="1"/>
               <w:pBdr>
                 <w:top w:space="0" w:sz="0" w:val="nil"/>
@@ -2367,7 +2336,6 @@
             <w:pPr>
               <w:keepNext w:val="0"/>
               <w:keepLines w:val="0"/>
-              <w:pageBreakBefore w:val="0"/>
               <w:widowControl w:val="1"/>
               <w:pBdr>
                 <w:top w:space="0" w:sz="0" w:val="nil"/>
@@ -2433,7 +2401,6 @@
             <w:pPr>
               <w:keepNext w:val="0"/>
               <w:keepLines w:val="0"/>
-              <w:pageBreakBefore w:val="0"/>
               <w:widowControl w:val="1"/>
               <w:pBdr>
                 <w:top w:space="0" w:sz="0" w:val="nil"/>
@@ -2486,7 +2453,6 @@
             <w:pPr>
               <w:keepNext w:val="0"/>
               <w:keepLines w:val="0"/>
-              <w:pageBreakBefore w:val="0"/>
               <w:widowControl w:val="1"/>
               <w:pBdr>
                 <w:top w:space="0" w:sz="0" w:val="nil"/>
@@ -2514,7 +2480,6 @@
             <w:pPr>
               <w:keepNext w:val="0"/>
               <w:keepLines w:val="0"/>
-              <w:pageBreakBefore w:val="0"/>
               <w:widowControl w:val="1"/>
               <w:pBdr>
                 <w:top w:space="0" w:sz="0" w:val="nil"/>
@@ -2542,7 +2507,6 @@
             <w:pPr>
               <w:keepNext w:val="0"/>
               <w:keepLines w:val="0"/>
-              <w:pageBreakBefore w:val="0"/>
               <w:widowControl w:val="1"/>
               <w:pBdr>
                 <w:top w:space="0" w:sz="0" w:val="nil"/>
@@ -2570,7 +2534,6 @@
             <w:pPr>
               <w:keepNext w:val="0"/>
               <w:keepLines w:val="0"/>
-              <w:pageBreakBefore w:val="0"/>
               <w:widowControl w:val="1"/>
               <w:pBdr>
                 <w:top w:space="0" w:sz="0" w:val="nil"/>
@@ -2603,7 +2566,6 @@
             <w:pPr>
               <w:keepNext w:val="0"/>
               <w:keepLines w:val="0"/>
-              <w:pageBreakBefore w:val="0"/>
               <w:widowControl w:val="1"/>
               <w:pBdr>
                 <w:top w:space="0" w:sz="0" w:val="nil"/>
@@ -2662,7 +2624,6 @@
             <w:pPr>
               <w:keepNext w:val="0"/>
               <w:keepLines w:val="0"/>
-              <w:pageBreakBefore w:val="0"/>
               <w:widowControl w:val="1"/>
               <w:pBdr>
                 <w:top w:space="0" w:sz="0" w:val="nil"/>
@@ -2676,19 +2637,8 @@
               <w:ind w:left="0" w:right="0" w:firstLine="0"/>
               <w:jc w:val="left"/>
               <w:rPr>
-                <w:rFonts w:ascii="Times New Roman" w:cs="Times New Roman" w:eastAsia="Times New Roman" w:hAnsi="Times New Roman"/>
-                <w:b w:val="0"/>
-                <w:bCs w:val="0"/>
-                <w:i w:val="0"/>
-                <w:iCs w:val="0"/>
-                <w:smallCaps w:val="0"/>
-                <w:strike w:val="0"/>
-                <w:color w:val="000000"/>
                 <w:sz w:val="24"/>
                 <w:szCs w:val="24"/>
-                <w:u w:val="none"/>
-                <w:shd w:fill="auto" w:val="clear"/>
-                <w:vertAlign w:val="baseline"/>
               </w:rPr>
             </w:pPr>
             <w:r>
@@ -2708,7 +2658,55 @@
                 <w:vertAlign w:val="baseline"/>
                 <w:rtl w:val="0"/>
               </w:rPr>
-              <w:t xml:space="preserve">Дата й час: Wed Apr 16 20:48 2025</w:t>
+              <w:t xml:space="preserve">Дата й час: </w:t>
+            </w:r>
+            <w:r>
+              <w:rPr>
+                <w:sz w:val="24"/>
+                <w:szCs w:val="24"/>
+                <w:rtl w:val="0"/>
+              </w:rPr>
+              <w:t xml:space="preserve">Fri May 22 01:24:24 2026</w:t>
+            </w:r>
+          </w:p>
+          <w:p>
+            <w:pPr>
+              <w:rPr>
+                <w:sz w:val="24"/>
+                <w:szCs w:val="24"/>
+              </w:rPr>
+            </w:pPr>
+            <w:r>
+              <w:rPr>
+                <w:rtl w:val="0"/>
+              </w:rPr>
+            </w:r>
+          </w:p>
+          <w:p>
+            <w:pPr>
+              <w:keepNext w:val="0"/>
+              <w:keepLines w:val="0"/>
+              <w:widowControl w:val="1"/>
+              <w:pBdr>
+                <w:top w:space="0" w:sz="0" w:val="nil"/>
+                <w:left w:space="0" w:sz="0" w:val="nil"/>
+                <w:bottom w:space="0" w:sz="0" w:val="nil"/>
+                <w:right w:space="0" w:sz="0" w:val="nil"/>
+                <w:between w:space="0" w:sz="0" w:val="nil"/>
+              </w:pBdr>
+              <w:shd w:fill="auto" w:val="clear"/>
+              <w:spacing w:after="0" w:before="0" w:line="240" w:lineRule="auto"/>
+              <w:ind w:left="0" w:right="0" w:firstLine="0"/>
+              <w:jc w:val="left"/>
+              <w:rPr>
+                <w:sz w:val="24"/>
+                <w:szCs w:val="24"/>
+              </w:rPr>
+            </w:pPr>
+            <w:r>
+              <w:rPr>
+                <w:rtl w:val="0"/>
+              </w:rPr>
             </w:r>
           </w:p>
         </w:tc>
@@ -2720,7 +2718,6 @@
             <w:pPr>
               <w:keepNext w:val="0"/>
               <w:keepLines w:val="0"/>
-              <w:pageBreakBefore w:val="0"/>
               <w:widowControl w:val="1"/>
               <w:pBdr>
                 <w:top w:space="0" w:sz="0" w:val="nil"/>
@@ -2830,7 +2827,6 @@
     <w:pPr>
       <w:keepNext w:val="0"/>
       <w:keepLines w:val="0"/>
-      <w:pageBreakBefore w:val="0"/>
       <w:widowControl w:val="0"/>
       <w:pBdr>
         <w:top w:space="0" w:sz="0" w:val="nil"/>
@@ -2844,7 +2840,7 @@
       <w:ind w:left="0" w:right="0" w:firstLine="0"/>
       <w:jc w:val="left"/>
       <w:rPr>
-        <w:rFonts w:ascii="Times New Roman" w:cs="Times New Roman" w:eastAsia="Times New Roman" w:hAnsi="Times New Roman"/>
+        <w:rFonts w:ascii="Arial" w:cs="Arial" w:eastAsia="Arial" w:hAnsi="Arial"/>
         <w:b w:val="0"/>
         <w:bCs w:val="0"/>
         <w:i w:val="0"/>
@@ -2852,8 +2848,8 @@
         <w:smallCaps w:val="0"/>
         <w:strike w:val="0"/>
         <w:color w:val="000000"/>
-        <w:sz w:val="24"/>
-        <w:szCs w:val="24"/>
+        <w:sz w:val="2"/>
+        <w:szCs w:val="2"/>
         <w:u w:val="none"/>
         <w:shd w:fill="auto" w:val="clear"/>
         <w:vertAlign w:val="baseline"/>
@@ -2897,7 +2893,6 @@
           <w:pPr>
             <w:keepNext w:val="0"/>
             <w:keepLines w:val="0"/>
-            <w:pageBreakBefore w:val="0"/>
             <w:widowControl w:val="1"/>
             <w:pBdr>
               <w:top w:space="0" w:sz="0" w:val="nil"/>
@@ -2959,7 +2954,6 @@
           <w:pPr>
             <w:keepNext w:val="0"/>
             <w:keepLines w:val="0"/>
-            <w:pageBreakBefore w:val="0"/>
             <w:widowControl w:val="1"/>
             <w:pBdr>
               <w:top w:space="0" w:sz="0" w:val="nil"/>
@@ -3080,7 +3074,6 @@
     <w:pPr>
       <w:keepNext w:val="0"/>
       <w:keepLines w:val="0"/>
-      <w:pageBreakBefore w:val="0"/>
       <w:widowControl w:val="1"/>
       <w:pBdr>
         <w:top w:space="0" w:sz="0" w:val="nil"/>
@@ -3096,9 +3089,9 @@
       </w:tabs>
       <w:spacing w:after="0" w:before="0" w:line="240" w:lineRule="auto"/>
       <w:ind w:left="0" w:right="0" w:firstLine="0"/>
-      <w:jc w:val="right"/>
+      <w:jc w:val="left"/>
       <w:rPr>
-        <w:rFonts w:ascii="Arial" w:cs="Arial" w:eastAsia="Arial" w:hAnsi="Arial"/>
+        <w:rFonts w:ascii="Times New Roman" w:cs="Times New Roman" w:eastAsia="Times New Roman" w:hAnsi="Times New Roman"/>
         <w:b w:val="0"/>
         <w:bCs w:val="0"/>
         <w:i w:val="0"/>
@@ -3128,7 +3121,6 @@
     <w:pPr>
       <w:keepNext w:val="0"/>
       <w:keepLines w:val="0"/>
-      <w:pageBreakBefore w:val="0"/>
       <w:widowControl w:val="0"/>
       <w:pBdr>
         <w:top w:space="0" w:sz="0" w:val="nil"/>
@@ -3142,7 +3134,7 @@
       <w:ind w:left="0" w:right="0" w:firstLine="0"/>
       <w:jc w:val="left"/>
       <w:rPr>
-        <w:rFonts w:ascii="Arial" w:cs="Arial" w:eastAsia="Arial" w:hAnsi="Arial"/>
+        <w:rFonts w:ascii="Times New Roman" w:cs="Times New Roman" w:eastAsia="Times New Roman" w:hAnsi="Times New Roman"/>
         <w:b w:val="0"/>
         <w:bCs w:val="0"/>
         <w:i w:val="0"/>
@@ -3150,8 +3142,8 @@
         <w:smallCaps w:val="0"/>
         <w:strike w:val="0"/>
         <w:color w:val="000000"/>
-        <w:sz w:val="2"/>
-        <w:szCs w:val="2"/>
+        <w:sz w:val="24"/>
+        <w:szCs w:val="24"/>
         <w:u w:val="none"/>
         <w:shd w:fill="auto" w:val="clear"/>
         <w:vertAlign w:val="baseline"/>
@@ -3195,7 +3187,6 @@
           <w:pPr>
             <w:keepNext w:val="0"/>
             <w:keepLines w:val="0"/>
-            <w:pageBreakBefore w:val="0"/>
             <w:widowControl w:val="1"/>
             <w:pBdr>
               <w:top w:space="0" w:sz="0" w:val="nil"/>
@@ -3231,6 +3222,15 @@
           <w:r>
             <w:rPr>
               <w:rFonts w:ascii="Consolas" w:cs="Consolas" w:eastAsia="Consolas" w:hAnsi="Consolas"/>
+              <w:sz w:val="16"/>
+              <w:szCs w:val="16"/>
+              <w:rtl w:val="0"/>
+            </w:rPr>
+            <w:t xml:space="preserve">22</w:t>
+          </w:r>
+          <w:r>
+            <w:rPr>
+              <w:rFonts w:ascii="Consolas" w:cs="Consolas" w:eastAsia="Consolas" w:hAnsi="Consolas"/>
               <w:b w:val="0"/>
               <w:bCs w:val="0"/>
               <w:i w:val="0"/>
@@ -3245,7 +3245,119 @@
               <w:vertAlign w:val="baseline"/>
               <w:rtl w:val="0"/>
             </w:rPr>
-            <w:t xml:space="preserve">16.04.2025 20:37:49</w:t>
+            <w:t xml:space="preserve">.0</w:t>
+          </w:r>
+          <w:r>
+            <w:rPr>
+              <w:rFonts w:ascii="Consolas" w:cs="Consolas" w:eastAsia="Consolas" w:hAnsi="Consolas"/>
+              <w:sz w:val="16"/>
+              <w:szCs w:val="16"/>
+              <w:rtl w:val="0"/>
+            </w:rPr>
+            <w:t xml:space="preserve">5</w:t>
+          </w:r>
+          <w:r>
+            <w:rPr>
+              <w:rFonts w:ascii="Consolas" w:cs="Consolas" w:eastAsia="Consolas" w:hAnsi="Consolas"/>
+              <w:b w:val="0"/>
+              <w:bCs w:val="0"/>
+              <w:i w:val="0"/>
+              <w:iCs w:val="0"/>
+              <w:smallCaps w:val="0"/>
+              <w:strike w:val="0"/>
+              <w:color w:val="000000"/>
+              <w:sz w:val="16"/>
+              <w:szCs w:val="16"/>
+              <w:u w:val="none"/>
+              <w:shd w:fill="auto" w:val="clear"/>
+              <w:vertAlign w:val="baseline"/>
+              <w:rtl w:val="0"/>
+            </w:rPr>
+            <w:t xml:space="preserve">.202</w:t>
+          </w:r>
+          <w:r>
+            <w:rPr>
+              <w:rFonts w:ascii="Consolas" w:cs="Consolas" w:eastAsia="Consolas" w:hAnsi="Consolas"/>
+              <w:sz w:val="16"/>
+              <w:szCs w:val="16"/>
+              <w:rtl w:val="0"/>
+            </w:rPr>
+            <w:t xml:space="preserve">6</w:t>
+          </w:r>
+          <w:r>
+            <w:rPr>
+              <w:rFonts w:ascii="Consolas" w:cs="Consolas" w:eastAsia="Consolas" w:hAnsi="Consolas"/>
+              <w:b w:val="0"/>
+              <w:bCs w:val="0"/>
+              <w:i w:val="0"/>
+              <w:iCs w:val="0"/>
+              <w:smallCaps w:val="0"/>
+              <w:strike w:val="0"/>
+              <w:color w:val="000000"/>
+              <w:sz w:val="16"/>
+              <w:szCs w:val="16"/>
+              <w:u w:val="none"/>
+              <w:shd w:fill="auto" w:val="clear"/>
+              <w:vertAlign w:val="baseline"/>
+              <w:rtl w:val="0"/>
+            </w:rPr>
+            <w:t xml:space="preserve"> </w:t>
+          </w:r>
+          <w:r>
+            <w:rPr>
+              <w:rFonts w:ascii="Consolas" w:cs="Consolas" w:eastAsia="Consolas" w:hAnsi="Consolas"/>
+              <w:sz w:val="16"/>
+              <w:szCs w:val="16"/>
+              <w:rtl w:val="0"/>
+            </w:rPr>
+            <w:t xml:space="preserve">1</w:t>
+          </w:r>
+          <w:r>
+            <w:rPr>
+              <w:rFonts w:ascii="Consolas" w:cs="Consolas" w:eastAsia="Consolas" w:hAnsi="Consolas"/>
+              <w:b w:val="0"/>
+              <w:bCs w:val="0"/>
+              <w:i w:val="0"/>
+              <w:iCs w:val="0"/>
+              <w:smallCaps w:val="0"/>
+              <w:strike w:val="0"/>
+              <w:color w:val="000000"/>
+              <w:sz w:val="16"/>
+              <w:szCs w:val="16"/>
+              <w:u w:val="none"/>
+              <w:shd w:fill="auto" w:val="clear"/>
+              <w:vertAlign w:val="baseline"/>
+              <w:rtl w:val="0"/>
+            </w:rPr>
+            <w:t xml:space="preserve">:3</w:t>
+          </w:r>
+          <w:r>
+            <w:rPr>
+              <w:rFonts w:ascii="Consolas" w:cs="Consolas" w:eastAsia="Consolas" w:hAnsi="Consolas"/>
+              <w:sz w:val="16"/>
+              <w:szCs w:val="16"/>
+              <w:rtl w:val="0"/>
+            </w:rPr>
+            <w:t xml:space="preserve">0</w:t>
+          </w:r>
+          <w:r>
+            <w:rPr>
+              <w:rFonts w:ascii="Consolas" w:cs="Consolas" w:eastAsia="Consolas" w:hAnsi="Consolas"/>
+              <w:b w:val="0"/>
+              <w:bCs w:val="0"/>
+              <w:i w:val="0"/>
+              <w:iCs w:val="0"/>
+              <w:smallCaps w:val="0"/>
+              <w:strike w:val="0"/>
+              <w:color w:val="000000"/>
+              <w:sz w:val="16"/>
+              <w:szCs w:val="16"/>
+              <w:u w:val="none"/>
+              <w:shd w:fill="auto" w:val="clear"/>
+              <w:vertAlign w:val="baseline"/>
+              <w:rtl w:val="0"/>
+            </w:rPr>
+            <w:t xml:space="preserve">:49</w:t>
           </w:r>
         </w:p>
       </w:tc>
@@ -3257,7 +3369,6 @@
           <w:pPr>
             <w:keepNext w:val="0"/>
             <w:keepLines w:val="0"/>
-            <w:pageBreakBefore w:val="0"/>
             <w:widowControl w:val="1"/>
             <w:pBdr>
               <w:top w:space="0" w:sz="0" w:val="nil"/>
@@ -3378,7 +3489,6 @@
     <w:pPr>
       <w:keepNext w:val="0"/>
       <w:keepLines w:val="0"/>
-      <w:pageBreakBefore w:val="0"/>
       <w:widowControl w:val="1"/>
       <w:pBdr>
         <w:top w:space="0" w:sz="0" w:val="nil"/>
@@ -3394,9 +3504,9 @@
       </w:tabs>
       <w:spacing w:after="0" w:before="0" w:line="240" w:lineRule="auto"/>
       <w:ind w:left="0" w:right="0" w:firstLine="0"/>
-      <w:jc w:val="left"/>
+      <w:jc w:val="right"/>
       <w:rPr>
-        <w:rFonts w:ascii="Times New Roman" w:cs="Times New Roman" w:eastAsia="Times New Roman" w:hAnsi="Times New Roman"/>
+        <w:rFonts w:ascii="Arial" w:cs="Arial" w:eastAsia="Arial" w:hAnsi="Arial"/>
         <w:b w:val="0"/>
         <w:bCs w:val="0"/>
         <w:i w:val="0"/>
@@ -3426,7 +3536,6 @@
     <w:pPr>
       <w:keepNext w:val="0"/>
       <w:keepLines w:val="0"/>
-      <w:pageBreakBefore w:val="0"/>
       <w:widowControl w:val="1"/>
       <w:pBdr>
         <w:top w:space="0" w:sz="0" w:val="nil"/>
@@ -3471,12 +3580,12 @@
             <wp:anchor allowOverlap="1" behindDoc="0" distB="0" distT="0" distL="114300" distR="114300" hidden="0" layoutInCell="1" locked="0" relativeHeight="0" simplePos="0">
               <wp:simplePos x="0" y="0"/>
               <wp:positionH relativeFrom="column">
-                <wp:posOffset>-23811</wp:posOffset>
+                <wp:posOffset>-28572</wp:posOffset>
               </wp:positionH>
               <wp:positionV relativeFrom="paragraph">
-                <wp:posOffset>696913</wp:posOffset>
+                <wp:posOffset>692151</wp:posOffset>
               </wp:positionV>
-              <wp:extent cx="2733675" cy="1006144"/>
+              <wp:extent cx="2743200" cy="1015669"/>
               <wp:effectExtent b="0" l="0" r="0" t="0"/>
               <wp:wrapNone/>
               <wp:docPr id="1" name=""/>
@@ -3571,72 +3680,7 @@
                               <w:sz w:val="20"/>
                               <w:vertAlign w:val="baseline"/>
                             </w:rPr>
-                            <w:t xml:space="preserve">Date:	 DATE \@ "M/d/yyyy" </w:t>
-                          </w:r>
-                          <w:r>
-                            <w:rPr>
-                              <w:rFonts w:ascii="Courier New" w:cs="Courier New" w:eastAsia="Courier New" w:hAnsi="Courier New"/>
-                              <w:b w:val="0"/>
-                              <w:i w:val="0"/>
-                              <w:smallCaps w:val="0"/>
-                              <w:strike w:val="0"/>
-                              <w:color w:val="333333"/>
-                              <w:sz w:val="20"/>
-                              <w:vertAlign w:val="baseline"/>
-                            </w:rPr>
-                            <w:t xml:space="preserve">05</w:t>
-                          </w:r>
-                          <w:r>
-                            <w:rPr>
-                              <w:rFonts w:ascii="Courier New" w:cs="Courier New" w:eastAsia="Courier New" w:hAnsi="Courier New"/>
-                              <w:b w:val="0"/>
-                              <w:i w:val="0"/>
-                              <w:smallCaps w:val="0"/>
-                              <w:strike w:val="0"/>
-                              <w:color w:val="333333"/>
-                              <w:sz w:val="20"/>
-                              <w:vertAlign w:val="baseline"/>
-                            </w:rPr>
-                            <w:t xml:space="preserve">/</w:t>
-                          </w:r>
-                          <w:r>
-                            <w:rPr>
-                              <w:rFonts w:ascii="Courier New" w:cs="Courier New" w:eastAsia="Courier New" w:hAnsi="Courier New"/>
-                              <w:b w:val="0"/>
-                              <w:i w:val="0"/>
-                              <w:smallCaps w:val="0"/>
-                              <w:strike w:val="0"/>
-                              <w:color w:val="333333"/>
-                              <w:sz w:val="20"/>
-                              <w:vertAlign w:val="baseline"/>
-                            </w:rPr>
-                            <w:t xml:space="preserve">22</w:t>
-                          </w:r>
-                          <w:r>
-                            <w:rPr>
-                              <w:rFonts w:ascii="Courier New" w:cs="Courier New" w:eastAsia="Courier New" w:hAnsi="Courier New"/>
-                              <w:b w:val="0"/>
-                              <w:i w:val="0"/>
-                              <w:smallCaps w:val="0"/>
-                              <w:strike w:val="0"/>
-                              <w:color w:val="333333"/>
-                              <w:sz w:val="20"/>
-                              <w:vertAlign w:val="baseline"/>
-                            </w:rPr>
-                            <w:t xml:space="preserve">/202</w:t>
-                          </w:r>
-                          <w:r>
-                            <w:rPr>
-                              <w:rFonts w:ascii="Courier New" w:cs="Courier New" w:eastAsia="Courier New" w:hAnsi="Courier New"/>
-                              <w:b w:val="0"/>
-                              <w:i w:val="0"/>
-                              <w:smallCaps w:val="0"/>
-                              <w:strike w:val="0"/>
-                              <w:color w:val="333333"/>
-                              <w:sz w:val="20"/>
-                              <w:vertAlign w:val="baseline"/>
-                            </w:rPr>
-                            <w:t xml:space="preserve">6</w:t>
+                            <w:t xml:space="preserve">Date:	 DATE \@ "M/d/yyyy" 05/22/2026</w:t>
                           </w:r>
                         </w:p>
                         <w:p>
@@ -3695,12 +3739,12 @@
             <wp:anchor allowOverlap="1" behindDoc="0" distB="0" distT="0" distL="114300" distR="114300" hidden="0" layoutInCell="1" locked="0" relativeHeight="0" simplePos="0">
               <wp:simplePos x="0" y="0"/>
               <wp:positionH relativeFrom="column">
-                <wp:posOffset>-23811</wp:posOffset>
+                <wp:posOffset>-28572</wp:posOffset>
               </wp:positionH>
               <wp:positionV relativeFrom="paragraph">
-                <wp:posOffset>696913</wp:posOffset>
+                <wp:posOffset>692151</wp:posOffset>
               </wp:positionV>
-              <wp:extent cx="2733675" cy="1006144"/>
+              <wp:extent cx="2743200" cy="1015669"/>
               <wp:effectExtent b="0" l="0" r="0" t="0"/>
               <wp:wrapNone/>
               <wp:docPr id="1" name="image1.png"/>
@@ -3721,7 +3765,7 @@
                     <pic:spPr>
                       <a:xfrm>
                         <a:off x="0" y="0"/>
-                        <a:ext cx="2733675" cy="1006144"/>
+                        <a:ext cx="2743200" cy="1015669"/>
                       </a:xfrm>
                       <a:prstGeom prst="rect"/>
                       <a:ln/>
